--- a/Lumbee_RIVR_Tech_IRU_Package/06_Review_Materials/07_Due_Diligence_Request_List.docx
+++ b/Lumbee_RIVR_Tech_IRU_Package/06_Review_Materials/07_Due_Diligence_Request_List.docx
@@ -248,7 +248,7 @@
           <w:i/>
           <w:color w:val="595959"/>
         </w:rPr>
-        <w:t>Priority item: Tribe to provide documentation bearing on federal-recognition / TBCP eligibility (Lead item on the Attorney Review Issue List).</w:t>
+        <w:t>Priority item: Lumbee Tribe to provide documentation bearing on federal-recognition / TBCP eligibility (Lead item on the Attorney Review Issue List).</w:t>
       </w:r>
     </w:p>
     <w:p>
